--- a/testakten/versausgleich-haerte-bgh-schaefer-nuernberg/docx/Beschwerdeerwiderung_Soell_04_07_2022.docx
+++ b/testakten/versausgleich-haerte-bgh-schaefer-nuernberg/docx/Beschwerdeerwiderung_Soell_04_07_2022.docx
@@ -109,7 +109,7 @@
     </w:p>
     <w:p>
       <w:r>
-        <w:t>I. Verteidigungsgrund: Strenge Ausnahmenatur des § 27 VersAusglG</w:t>
+        <w:t>1. Verteidigungsgrund: Strenge Ausnahmenatur des § 27 VersAusglG</w:t>
       </w:r>
     </w:p>
     <w:p>
@@ -142,7 +142,7 @@
     </w:p>
     <w:p>
       <w:r>
-        <w:t>II. Privilegierung der Erbschaft nach § 1374 Abs. 2 BGB</w:t>
+        <w:t>2. Privilegierung der Erbschaft nach § 1374 Abs. 2 BGB</w:t>
       </w:r>
     </w:p>
     <w:p>
@@ -155,7 +155,7 @@
     </w:p>
     <w:p>
       <w:r>
-        <w:t>III. Substanzgebundenheit und eingeschraenkte Verwertbarkeit</w:t>
+        <w:t>3. Substanzgebundenheit und eingeschraenkte Verwertbarkeit</w:t>
       </w:r>
     </w:p>
     <w:p>
@@ -173,7 +173,7 @@
     </w:p>
     <w:p>
       <w:r>
-        <w:t>IV. Keine gemeinsame Vermoegensplanung</w:t>
+        <w:t>4. Keine gemeinsame Vermoegensplanung</w:t>
       </w:r>
     </w:p>
     <w:p>
@@ -186,7 +186,7 @@
     </w:p>
     <w:p>
       <w:r>
-        <w:t>V. § 8 der notariellen Vereinbarung 11.11.2021</w:t>
+        <w:t>5. § 8 der notariellen Vereinbarung 11.11.2021</w:t>
       </w:r>
     </w:p>
     <w:p>
@@ -199,7 +199,7 @@
     </w:p>
     <w:p>
       <w:r>
-        <w:t>VI. Anwartschaften des Antragstellers ausreichend</w:t>
+        <w:t>6. Anwartschaften des Antragstellers ausreichend</w:t>
       </w:r>
     </w:p>
     <w:p>
@@ -212,7 +212,7 @@
     </w:p>
     <w:p>
       <w:r>
-        <w:t>VII. Zusammenfassung</w:t>
+        <w:t>7. Zusammenfassung</w:t>
       </w:r>
     </w:p>
     <w:p>
